--- a/Pickup_Accuracy_Report_by_LOT.docx
+++ b/Pickup_Accuracy_Report_by_LOT.docx
@@ -11,8 +11,11 @@
       </w:r>
     </w:p>
     <w:p>
+      <w:pPr>
+        <w:jc w:val="both"/>
+      </w:pPr>
       <w:r>
-        <w:t>This document contains the results of applying the moving window extrapolation method for the prediction         of pickups for future dates for each lot separately. This method was used because the data cannot be used for pickups prediction, it already            assumes that a chassie loan was performed. The future pickups prediction problem answers a different question entirely - whether there                will be a pickup or not. This method used a comb of last values of sums of pickups from a lot, and extrapolates using an automatic                    algorithm that optimizes the least error extrapolation model (linear, quadratic or cubic).</w:t>
+        <w:t>This document contains the results of applying the moving window extrapolation method for the prediction         of pickups for future dates for each lot separately. This method was used because the data cannot be used for pickups prediction, it already            assumes that a chassis loan was performed. The future pickups prediction problem answers a different question entirely - whether there                will be a pickup or not. This method used a comb of last values of sums of pickups from a lot, and extrapolates using an automatic                    algorithm that optimizes the least error extrapolation model (linear, quadratic or cubic).</w:t>
       </w:r>
     </w:p>
     <w:p>
@@ -26,13 +29,9 @@
         <w:pStyle w:val="Heading2"/>
       </w:pPr>
       <w:r>
-        <w:t>Pickup Prediction Results for LOT LAXAIM</w:t>
-      </w:r>
-    </w:p>
-    <w:p>
-      <w:r>
         <w:br/>
         <w:br/>
+        <w:t>Pickup Prediction Results for LOT LAXAIM</w:t>
       </w:r>
     </w:p>
     <w:p>
@@ -76,13 +75,9 @@
         <w:pStyle w:val="Heading2"/>
       </w:pPr>
       <w:r>
-        <w:t>Pickup Prediction Results for LOT LAXCSN</w:t>
-      </w:r>
-    </w:p>
-    <w:p>
-      <w:r>
         <w:br/>
         <w:br/>
+        <w:t>Pickup Prediction Results for LOT LAXCSN</w:t>
       </w:r>
     </w:p>
     <w:p>
@@ -126,13 +121,9 @@
         <w:pStyle w:val="Heading2"/>
       </w:pPr>
       <w:r>
-        <w:t>Pickup Prediction Results for LOT CHIIIC</w:t>
-      </w:r>
-    </w:p>
-    <w:p>
-      <w:r>
         <w:br/>
         <w:br/>
+        <w:t>Pickup Prediction Results for LOT CHIIIC</w:t>
       </w:r>
     </w:p>
     <w:p>
@@ -176,13 +167,9 @@
         <w:pStyle w:val="Heading2"/>
       </w:pPr>
       <w:r>
-        <w:t>Pickup Prediction Results for LOT WBCT</w:t>
-      </w:r>
-    </w:p>
-    <w:p>
-      <w:r>
         <w:br/>
         <w:br/>
+        <w:t>Pickup Prediction Results for LOT WBCT</w:t>
       </w:r>
     </w:p>
     <w:p>
@@ -226,13 +213,9 @@
         <w:pStyle w:val="Heading2"/>
       </w:pPr>
       <w:r>
-        <w:t>Pickup Prediction Results for LOT LAXICE</w:t>
-      </w:r>
-    </w:p>
-    <w:p>
-      <w:r>
         <w:br/>
         <w:br/>
+        <w:t>Pickup Prediction Results for LOT LAXICE</w:t>
       </w:r>
     </w:p>
     <w:p>
@@ -276,13 +259,9 @@
         <w:pStyle w:val="Heading2"/>
       </w:pPr>
       <w:r>
-        <w:t>Pickup Prediction Results for LOT SAVCMP</w:t>
-      </w:r>
-    </w:p>
-    <w:p>
-      <w:r>
         <w:br/>
         <w:br/>
+        <w:t>Pickup Prediction Results for LOT SAVCMP</w:t>
       </w:r>
     </w:p>
     <w:p>
@@ -326,13 +305,9 @@
         <w:pStyle w:val="Heading2"/>
       </w:pPr>
       <w:r>
-        <w:t>Pickup Prediction Results for LOT OAKSTE</w:t>
-      </w:r>
-    </w:p>
-    <w:p>
-      <w:r>
         <w:br/>
         <w:br/>
+        <w:t>Pickup Prediction Results for LOT OAKSTE</w:t>
       </w:r>
     </w:p>
     <w:p>
@@ -376,13 +351,9 @@
         <w:pStyle w:val="Heading2"/>
       </w:pPr>
       <w:r>
-        <w:t>Pickup Prediction Results for LOT TACTHG</w:t>
-      </w:r>
-    </w:p>
-    <w:p>
-      <w:r>
         <w:br/>
         <w:br/>
+        <w:t>Pickup Prediction Results for LOT TACTHG</w:t>
       </w:r>
     </w:p>
     <w:p>
@@ -426,13 +397,9 @@
         <w:pStyle w:val="Heading2"/>
       </w:pPr>
       <w:r>
-        <w:t>Pickup Prediction Results for LOT LAXBAC</w:t>
-      </w:r>
-    </w:p>
-    <w:p>
-      <w:r>
         <w:br/>
         <w:br/>
+        <w:t>Pickup Prediction Results for LOT LAXBAC</w:t>
       </w:r>
     </w:p>
     <w:p>
@@ -476,13 +443,9 @@
         <w:pStyle w:val="Heading2"/>
       </w:pPr>
       <w:r>
-        <w:t>Pickup Prediction Results for LOT ORFMRS</w:t>
-      </w:r>
-    </w:p>
-    <w:p>
-      <w:r>
         <w:br/>
         <w:br/>
+        <w:t>Pickup Prediction Results for LOT ORFMRS</w:t>
       </w:r>
     </w:p>
     <w:p>
@@ -526,13 +489,9 @@
         <w:pStyle w:val="Heading2"/>
       </w:pPr>
       <w:r>
-        <w:t>Pickup Prediction Results for LOT SEASPK</w:t>
-      </w:r>
-    </w:p>
-    <w:p>
-      <w:r>
         <w:br/>
         <w:br/>
+        <w:t>Pickup Prediction Results for LOT SEASPK</w:t>
       </w:r>
     </w:p>
     <w:p>
@@ -576,13 +535,9 @@
         <w:pStyle w:val="Heading2"/>
       </w:pPr>
       <w:r>
-        <w:t>Pickup Prediction Results for LOT LT03JA</w:t>
-      </w:r>
-    </w:p>
-    <w:p>
-      <w:r>
         <w:br/>
         <w:br/>
+        <w:t>Pickup Prediction Results for LOT LT03JA</w:t>
       </w:r>
     </w:p>
     <w:p>
@@ -626,13 +581,9 @@
         <w:pStyle w:val="Heading2"/>
       </w:pPr>
       <w:r>
-        <w:t>Pickup Prediction Results for LOT SBTAMO</w:t>
-      </w:r>
-    </w:p>
-    <w:p>
-      <w:r>
         <w:br/>
         <w:br/>
+        <w:t>Pickup Prediction Results for LOT SBTAMO</w:t>
       </w:r>
     </w:p>
     <w:p>
@@ -676,13 +627,9 @@
         <w:pStyle w:val="Heading2"/>
       </w:pPr>
       <w:r>
-        <w:t>Pickup Prediction Results for LOT HOUCMC</w:t>
-      </w:r>
-    </w:p>
-    <w:p>
-      <w:r>
         <w:br/>
         <w:br/>
+        <w:t>Pickup Prediction Results for LOT HOUCMC</w:t>
       </w:r>
     </w:p>
     <w:p>

--- a/Pickup_Accuracy_Report_by_LOT.docx
+++ b/Pickup_Accuracy_Report_by_LOT.docx
@@ -33,6 +33,12 @@
         <w:br/>
         <w:t>Pickup Prediction Results for LOT LAXAIM</w:t>
       </w:r>
+    </w:p>
+    <w:p>
+      <w:pPr>
+        <w:jc w:val="center"/>
+      </w:pPr>
+      <w:r/>
     </w:p>
     <w:p>
       <w:r>
@@ -81,6 +87,12 @@
       </w:r>
     </w:p>
     <w:p>
+      <w:pPr>
+        <w:jc w:val="center"/>
+      </w:pPr>
+      <w:r/>
+    </w:p>
+    <w:p>
       <w:r>
         <w:drawing>
           <wp:inline xmlns:a="http://schemas.openxmlformats.org/drawingml/2006/main" xmlns:pic="http://schemas.openxmlformats.org/drawingml/2006/picture">
@@ -125,6 +137,12 @@
         <w:br/>
         <w:t>Pickup Prediction Results for LOT CHIIIC</w:t>
       </w:r>
+    </w:p>
+    <w:p>
+      <w:pPr>
+        <w:jc w:val="center"/>
+      </w:pPr>
+      <w:r/>
     </w:p>
     <w:p>
       <w:r>
@@ -173,6 +191,12 @@
       </w:r>
     </w:p>
     <w:p>
+      <w:pPr>
+        <w:jc w:val="center"/>
+      </w:pPr>
+      <w:r/>
+    </w:p>
+    <w:p>
       <w:r>
         <w:drawing>
           <wp:inline xmlns:a="http://schemas.openxmlformats.org/drawingml/2006/main" xmlns:pic="http://schemas.openxmlformats.org/drawingml/2006/picture">
@@ -217,6 +241,12 @@
         <w:br/>
         <w:t>Pickup Prediction Results for LOT LAXICE</w:t>
       </w:r>
+    </w:p>
+    <w:p>
+      <w:pPr>
+        <w:jc w:val="center"/>
+      </w:pPr>
+      <w:r/>
     </w:p>
     <w:p>
       <w:r>
@@ -265,6 +295,12 @@
       </w:r>
     </w:p>
     <w:p>
+      <w:pPr>
+        <w:jc w:val="center"/>
+      </w:pPr>
+      <w:r/>
+    </w:p>
+    <w:p>
       <w:r>
         <w:drawing>
           <wp:inline xmlns:a="http://schemas.openxmlformats.org/drawingml/2006/main" xmlns:pic="http://schemas.openxmlformats.org/drawingml/2006/picture">
@@ -309,6 +345,12 @@
         <w:br/>
         <w:t>Pickup Prediction Results for LOT OAKSTE</w:t>
       </w:r>
+    </w:p>
+    <w:p>
+      <w:pPr>
+        <w:jc w:val="center"/>
+      </w:pPr>
+      <w:r/>
     </w:p>
     <w:p>
       <w:r>
@@ -357,6 +399,12 @@
       </w:r>
     </w:p>
     <w:p>
+      <w:pPr>
+        <w:jc w:val="center"/>
+      </w:pPr>
+      <w:r/>
+    </w:p>
+    <w:p>
       <w:r>
         <w:drawing>
           <wp:inline xmlns:a="http://schemas.openxmlformats.org/drawingml/2006/main" xmlns:pic="http://schemas.openxmlformats.org/drawingml/2006/picture">
@@ -401,6 +449,12 @@
         <w:br/>
         <w:t>Pickup Prediction Results for LOT LAXBAC</w:t>
       </w:r>
+    </w:p>
+    <w:p>
+      <w:pPr>
+        <w:jc w:val="center"/>
+      </w:pPr>
+      <w:r/>
     </w:p>
     <w:p>
       <w:r>
@@ -449,6 +503,12 @@
       </w:r>
     </w:p>
     <w:p>
+      <w:pPr>
+        <w:jc w:val="center"/>
+      </w:pPr>
+      <w:r/>
+    </w:p>
+    <w:p>
       <w:r>
         <w:drawing>
           <wp:inline xmlns:a="http://schemas.openxmlformats.org/drawingml/2006/main" xmlns:pic="http://schemas.openxmlformats.org/drawingml/2006/picture">
@@ -493,6 +553,12 @@
         <w:br/>
         <w:t>Pickup Prediction Results for LOT SEASPK</w:t>
       </w:r>
+    </w:p>
+    <w:p>
+      <w:pPr>
+        <w:jc w:val="center"/>
+      </w:pPr>
+      <w:r/>
     </w:p>
     <w:p>
       <w:r>
@@ -541,6 +607,12 @@
       </w:r>
     </w:p>
     <w:p>
+      <w:pPr>
+        <w:jc w:val="center"/>
+      </w:pPr>
+      <w:r/>
+    </w:p>
+    <w:p>
       <w:r>
         <w:drawing>
           <wp:inline xmlns:a="http://schemas.openxmlformats.org/drawingml/2006/main" xmlns:pic="http://schemas.openxmlformats.org/drawingml/2006/picture">
@@ -587,6 +659,12 @@
       </w:r>
     </w:p>
     <w:p>
+      <w:pPr>
+        <w:jc w:val="center"/>
+      </w:pPr>
+      <w:r/>
+    </w:p>
+    <w:p>
       <w:r>
         <w:drawing>
           <wp:inline xmlns:a="http://schemas.openxmlformats.org/drawingml/2006/main" xmlns:pic="http://schemas.openxmlformats.org/drawingml/2006/picture">
@@ -631,6 +709,12 @@
         <w:br/>
         <w:t>Pickup Prediction Results for LOT HOUCMC</w:t>
       </w:r>
+    </w:p>
+    <w:p>
+      <w:pPr>
+        <w:jc w:val="center"/>
+      </w:pPr>
+      <w:r/>
     </w:p>
     <w:p>
       <w:r>

--- a/Pickup_Accuracy_Report_by_LOT.docx
+++ b/Pickup_Accuracy_Report_by_LOT.docx
@@ -32,6 +32,12 @@
         <w:br/>
         <w:br/>
         <w:t>Pickup Prediction Results for LOT LAXAIM</w:t>
+        <w:br/>
+      </w:r>
+    </w:p>
+    <w:p>
+      <w:r>
+        <w:t>This lot has 1489343 pickups from it (38.4%)</w:t>
       </w:r>
     </w:p>
     <w:p>
@@ -84,6 +90,12 @@
         <w:br/>
         <w:br/>
         <w:t>Pickup Prediction Results for LOT LAXCSN</w:t>
+        <w:br/>
+      </w:r>
+    </w:p>
+    <w:p>
+      <w:r>
+        <w:t>This lot has 2390010 pickups from it (61.6%)</w:t>
       </w:r>
     </w:p>
     <w:p>
@@ -136,6 +148,12 @@
         <w:br/>
         <w:br/>
         <w:t>Pickup Prediction Results for LOT CHIIIC</w:t>
+        <w:br/>
+      </w:r>
+    </w:p>
+    <w:p>
+      <w:r>
+        <w:t>This lot has 45 pickups from it (0.0%)</w:t>
       </w:r>
     </w:p>
     <w:p>
@@ -188,6 +206,12 @@
         <w:br/>
         <w:br/>
         <w:t>Pickup Prediction Results for LOT WBCT</w:t>
+        <w:br/>
+      </w:r>
+    </w:p>
+    <w:p>
+      <w:r>
+        <w:t>This lot has 264 pickups from it (0.0%)</w:t>
       </w:r>
     </w:p>
     <w:p>
@@ -240,6 +264,12 @@
         <w:br/>
         <w:br/>
         <w:t>Pickup Prediction Results for LOT LAXICE</w:t>
+        <w:br/>
+      </w:r>
+    </w:p>
+    <w:p>
+      <w:r>
+        <w:t>This lot has 43 pickups from it (0.0%)</w:t>
       </w:r>
     </w:p>
     <w:p>
@@ -292,6 +322,12 @@
         <w:br/>
         <w:br/>
         <w:t>Pickup Prediction Results for LOT SAVCMP</w:t>
+        <w:br/>
+      </w:r>
+    </w:p>
+    <w:p>
+      <w:r>
+        <w:t>This lot has 189 pickups from it (0.0%)</w:t>
       </w:r>
     </w:p>
     <w:p>
@@ -344,6 +380,12 @@
         <w:br/>
         <w:br/>
         <w:t>Pickup Prediction Results for LOT OAKSTE</w:t>
+        <w:br/>
+      </w:r>
+    </w:p>
+    <w:p>
+      <w:r>
+        <w:t>This lot has 905 pickups from it (0.0%)</w:t>
       </w:r>
     </w:p>
     <w:p>
@@ -396,6 +438,12 @@
         <w:br/>
         <w:br/>
         <w:t>Pickup Prediction Results for LOT TACTHG</w:t>
+        <w:br/>
+      </w:r>
+    </w:p>
+    <w:p>
+      <w:r>
+        <w:t>This lot has 455 pickups from it (0.0%)</w:t>
       </w:r>
     </w:p>
     <w:p>
@@ -448,6 +496,12 @@
         <w:br/>
         <w:br/>
         <w:t>Pickup Prediction Results for LOT LAXBAC</w:t>
+        <w:br/>
+      </w:r>
+    </w:p>
+    <w:p>
+      <w:r>
+        <w:t>This lot has 9 pickups from it (0.0%)</w:t>
       </w:r>
     </w:p>
     <w:p>
@@ -500,6 +554,12 @@
         <w:br/>
         <w:br/>
         <w:t>Pickup Prediction Results for LOT ORFMRS</w:t>
+        <w:br/>
+      </w:r>
+    </w:p>
+    <w:p>
+      <w:r>
+        <w:t>This lot has 5 pickups from it (0.0%)</w:t>
       </w:r>
     </w:p>
     <w:p>
@@ -552,6 +612,12 @@
         <w:br/>
         <w:br/>
         <w:t>Pickup Prediction Results for LOT SEASPK</w:t>
+        <w:br/>
+      </w:r>
+    </w:p>
+    <w:p>
+      <w:r>
+        <w:t>This lot has 397 pickups from it (0.0%)</w:t>
       </w:r>
     </w:p>
     <w:p>
@@ -604,6 +670,12 @@
         <w:br/>
         <w:br/>
         <w:t>Pickup Prediction Results for LOT LT03JA</w:t>
+        <w:br/>
+      </w:r>
+    </w:p>
+    <w:p>
+      <w:r>
+        <w:t>This lot has 94 pickups from it (0.0%)</w:t>
       </w:r>
     </w:p>
     <w:p>
@@ -656,6 +728,12 @@
         <w:br/>
         <w:br/>
         <w:t>Pickup Prediction Results for LOT SBTAMO</w:t>
+        <w:br/>
+      </w:r>
+    </w:p>
+    <w:p>
+      <w:r>
+        <w:t>This lot has 4 pickups from it (0.0%)</w:t>
       </w:r>
     </w:p>
     <w:p>
@@ -708,6 +786,12 @@
         <w:br/>
         <w:br/>
         <w:t>Pickup Prediction Results for LOT HOUCMC</w:t>
+        <w:br/>
+      </w:r>
+    </w:p>
+    <w:p>
+      <w:r>
+        <w:t>This lot has 42 pickups from it (0.0%)</w:t>
       </w:r>
     </w:p>
     <w:p>

--- a/Pickup_Accuracy_Report_by_LOT.docx
+++ b/Pickup_Accuracy_Report_by_LOT.docx
@@ -37,7 +37,7 @@
     </w:p>
     <w:p>
       <w:r>
-        <w:t>This lot has 1489343 pickups from it (38.4%)</w:t>
+        <w:t>This lot has 1,489,343              pickups from it (38.4%)</w:t>
       </w:r>
     </w:p>
     <w:p>
@@ -95,7 +95,7 @@
     </w:p>
     <w:p>
       <w:r>
-        <w:t>This lot has 2390010 pickups from it (61.6%)</w:t>
+        <w:t>This lot has 2,390,010              pickups from it (61.6%)</w:t>
       </w:r>
     </w:p>
     <w:p>
@@ -153,7 +153,7 @@
     </w:p>
     <w:p>
       <w:r>
-        <w:t>This lot has 45 pickups from it (0.0%)</w:t>
+        <w:t>This lot has 45              pickups from it (0.0%)</w:t>
       </w:r>
     </w:p>
     <w:p>
@@ -211,7 +211,7 @@
     </w:p>
     <w:p>
       <w:r>
-        <w:t>This lot has 264 pickups from it (0.0%)</w:t>
+        <w:t>This lot has 264              pickups from it (0.0%)</w:t>
       </w:r>
     </w:p>
     <w:p>
@@ -269,7 +269,7 @@
     </w:p>
     <w:p>
       <w:r>
-        <w:t>This lot has 43 pickups from it (0.0%)</w:t>
+        <w:t>This lot has 43              pickups from it (0.0%)</w:t>
       </w:r>
     </w:p>
     <w:p>
@@ -327,7 +327,7 @@
     </w:p>
     <w:p>
       <w:r>
-        <w:t>This lot has 189 pickups from it (0.0%)</w:t>
+        <w:t>This lot has 189              pickups from it (0.0%)</w:t>
       </w:r>
     </w:p>
     <w:p>
@@ -385,7 +385,7 @@
     </w:p>
     <w:p>
       <w:r>
-        <w:t>This lot has 905 pickups from it (0.0%)</w:t>
+        <w:t>This lot has 905              pickups from it (0.0%)</w:t>
       </w:r>
     </w:p>
     <w:p>
@@ -443,7 +443,7 @@
     </w:p>
     <w:p>
       <w:r>
-        <w:t>This lot has 455 pickups from it (0.0%)</w:t>
+        <w:t>This lot has 455              pickups from it (0.0%)</w:t>
       </w:r>
     </w:p>
     <w:p>
@@ -501,7 +501,7 @@
     </w:p>
     <w:p>
       <w:r>
-        <w:t>This lot has 9 pickups from it (0.0%)</w:t>
+        <w:t>This lot has 9              pickups from it (0.0%)</w:t>
       </w:r>
     </w:p>
     <w:p>
@@ -559,7 +559,7 @@
     </w:p>
     <w:p>
       <w:r>
-        <w:t>This lot has 5 pickups from it (0.0%)</w:t>
+        <w:t>This lot has 5              pickups from it (0.0%)</w:t>
       </w:r>
     </w:p>
     <w:p>
@@ -617,7 +617,7 @@
     </w:p>
     <w:p>
       <w:r>
-        <w:t>This lot has 397 pickups from it (0.0%)</w:t>
+        <w:t>This lot has 397              pickups from it (0.0%)</w:t>
       </w:r>
     </w:p>
     <w:p>
@@ -675,7 +675,7 @@
     </w:p>
     <w:p>
       <w:r>
-        <w:t>This lot has 94 pickups from it (0.0%)</w:t>
+        <w:t>This lot has 94              pickups from it (0.0%)</w:t>
       </w:r>
     </w:p>
     <w:p>
@@ -733,7 +733,7 @@
     </w:p>
     <w:p>
       <w:r>
-        <w:t>This lot has 4 pickups from it (0.0%)</w:t>
+        <w:t>This lot has 4              pickups from it (0.0%)</w:t>
       </w:r>
     </w:p>
     <w:p>
@@ -791,7 +791,7 @@
     </w:p>
     <w:p>
       <w:r>
-        <w:t>This lot has 42 pickups from it (0.0%)</w:t>
+        <w:t>This lot has 42              pickups from it (0.0%)</w:t>
       </w:r>
     </w:p>
     <w:p>

--- a/Pickup_Accuracy_Report_by_LOT.docx
+++ b/Pickup_Accuracy_Report_by_LOT.docx
@@ -37,7 +37,7 @@
     </w:p>
     <w:p>
       <w:r>
-        <w:t>This lot has 1,489,343              pickups from it (38.4%)</w:t>
+        <w:t>This lot has 1,489,343              pickups from it (38.4% of total data)</w:t>
       </w:r>
     </w:p>
     <w:p>
@@ -95,7 +95,7 @@
     </w:p>
     <w:p>
       <w:r>
-        <w:t>This lot has 2,390,010              pickups from it (61.6%)</w:t>
+        <w:t>This lot has 2,390,010              pickups from it (61.6% of total data)</w:t>
       </w:r>
     </w:p>
     <w:p>
@@ -153,7 +153,7 @@
     </w:p>
     <w:p>
       <w:r>
-        <w:t>This lot has 45              pickups from it (0.0%)</w:t>
+        <w:t>This lot has 45              pickups from it (0.0% of total data)</w:t>
       </w:r>
     </w:p>
     <w:p>
@@ -211,7 +211,7 @@
     </w:p>
     <w:p>
       <w:r>
-        <w:t>This lot has 264              pickups from it (0.0%)</w:t>
+        <w:t>This lot has 264              pickups from it (0.0% of total data)</w:t>
       </w:r>
     </w:p>
     <w:p>
@@ -269,7 +269,7 @@
     </w:p>
     <w:p>
       <w:r>
-        <w:t>This lot has 43              pickups from it (0.0%)</w:t>
+        <w:t>This lot has 43              pickups from it (0.0% of total data)</w:t>
       </w:r>
     </w:p>
     <w:p>
@@ -327,7 +327,7 @@
     </w:p>
     <w:p>
       <w:r>
-        <w:t>This lot has 189              pickups from it (0.0%)</w:t>
+        <w:t>This lot has 189              pickups from it (0.0% of total data)</w:t>
       </w:r>
     </w:p>
     <w:p>
@@ -385,7 +385,7 @@
     </w:p>
     <w:p>
       <w:r>
-        <w:t>This lot has 905              pickups from it (0.0%)</w:t>
+        <w:t>This lot has 905              pickups from it (0.0% of total data)</w:t>
       </w:r>
     </w:p>
     <w:p>
@@ -443,7 +443,7 @@
     </w:p>
     <w:p>
       <w:r>
-        <w:t>This lot has 455              pickups from it (0.0%)</w:t>
+        <w:t>This lot has 455              pickups from it (0.0% of total data)</w:t>
       </w:r>
     </w:p>
     <w:p>
@@ -501,7 +501,7 @@
     </w:p>
     <w:p>
       <w:r>
-        <w:t>This lot has 9              pickups from it (0.0%)</w:t>
+        <w:t>This lot has 9              pickups from it (0.0% of total data)</w:t>
       </w:r>
     </w:p>
     <w:p>
@@ -559,7 +559,7 @@
     </w:p>
     <w:p>
       <w:r>
-        <w:t>This lot has 5              pickups from it (0.0%)</w:t>
+        <w:t>This lot has 5              pickups from it (0.0% of total data)</w:t>
       </w:r>
     </w:p>
     <w:p>
@@ -617,7 +617,7 @@
     </w:p>
     <w:p>
       <w:r>
-        <w:t>This lot has 397              pickups from it (0.0%)</w:t>
+        <w:t>This lot has 397              pickups from it (0.0% of total data)</w:t>
       </w:r>
     </w:p>
     <w:p>
@@ -675,7 +675,7 @@
     </w:p>
     <w:p>
       <w:r>
-        <w:t>This lot has 94              pickups from it (0.0%)</w:t>
+        <w:t>This lot has 94              pickups from it (0.0% of total data)</w:t>
       </w:r>
     </w:p>
     <w:p>
@@ -733,7 +733,7 @@
     </w:p>
     <w:p>
       <w:r>
-        <w:t>This lot has 4              pickups from it (0.0%)</w:t>
+        <w:t>This lot has 4              pickups from it (0.0% of total data)</w:t>
       </w:r>
     </w:p>
     <w:p>
@@ -791,7 +791,7 @@
     </w:p>
     <w:p>
       <w:r>
-        <w:t>This lot has 42              pickups from it (0.0%)</w:t>
+        <w:t>This lot has 42              pickups from it (0.0% of total data)</w:t>
       </w:r>
     </w:p>
     <w:p>

--- a/Pickup_Accuracy_Report_by_LOT.docx
+++ b/Pickup_Accuracy_Report_by_LOT.docx
@@ -37,7 +37,7 @@
     </w:p>
     <w:p>
       <w:r>
-        <w:t>This lot has 1,489,343              pickups from it (38.4% of total data)</w:t>
+        <w:t>This lot has 1,489,343 \ pickups from it (38.4% of total data)</w:t>
       </w:r>
     </w:p>
     <w:p>
@@ -95,7 +95,7 @@
     </w:p>
     <w:p>
       <w:r>
-        <w:t>This lot has 2,390,010              pickups from it (61.6% of total data)</w:t>
+        <w:t>This lot has 2,390,010 \ pickups from it (61.6% of total data)</w:t>
       </w:r>
     </w:p>
     <w:p>
@@ -153,7 +153,7 @@
     </w:p>
     <w:p>
       <w:r>
-        <w:t>This lot has 45              pickups from it (0.0% of total data)</w:t>
+        <w:t>This lot has 45 \ pickups from it (0.0% of total data)</w:t>
       </w:r>
     </w:p>
     <w:p>
@@ -211,7 +211,7 @@
     </w:p>
     <w:p>
       <w:r>
-        <w:t>This lot has 264              pickups from it (0.0% of total data)</w:t>
+        <w:t>This lot has 264 \ pickups from it (0.0% of total data)</w:t>
       </w:r>
     </w:p>
     <w:p>
@@ -269,7 +269,7 @@
     </w:p>
     <w:p>
       <w:r>
-        <w:t>This lot has 43              pickups from it (0.0% of total data)</w:t>
+        <w:t>This lot has 43 \ pickups from it (0.0% of total data)</w:t>
       </w:r>
     </w:p>
     <w:p>
@@ -327,7 +327,7 @@
     </w:p>
     <w:p>
       <w:r>
-        <w:t>This lot has 189              pickups from it (0.0% of total data)</w:t>
+        <w:t>This lot has 189 \ pickups from it (0.0% of total data)</w:t>
       </w:r>
     </w:p>
     <w:p>
@@ -385,7 +385,7 @@
     </w:p>
     <w:p>
       <w:r>
-        <w:t>This lot has 905              pickups from it (0.0% of total data)</w:t>
+        <w:t>This lot has 905 \ pickups from it (0.0% of total data)</w:t>
       </w:r>
     </w:p>
     <w:p>
@@ -443,7 +443,7 @@
     </w:p>
     <w:p>
       <w:r>
-        <w:t>This lot has 455              pickups from it (0.0% of total data)</w:t>
+        <w:t>This lot has 455 \ pickups from it (0.0% of total data)</w:t>
       </w:r>
     </w:p>
     <w:p>
@@ -501,7 +501,7 @@
     </w:p>
     <w:p>
       <w:r>
-        <w:t>This lot has 9              pickups from it (0.0% of total data)</w:t>
+        <w:t>This lot has 9 \ pickups from it (0.0% of total data)</w:t>
       </w:r>
     </w:p>
     <w:p>
@@ -559,7 +559,7 @@
     </w:p>
     <w:p>
       <w:r>
-        <w:t>This lot has 5              pickups from it (0.0% of total data)</w:t>
+        <w:t>This lot has 5 \ pickups from it (0.0% of total data)</w:t>
       </w:r>
     </w:p>
     <w:p>
@@ -617,7 +617,7 @@
     </w:p>
     <w:p>
       <w:r>
-        <w:t>This lot has 397              pickups from it (0.0% of total data)</w:t>
+        <w:t>This lot has 397 \ pickups from it (0.0% of total data)</w:t>
       </w:r>
     </w:p>
     <w:p>
@@ -675,7 +675,7 @@
     </w:p>
     <w:p>
       <w:r>
-        <w:t>This lot has 94              pickups from it (0.0% of total data)</w:t>
+        <w:t>This lot has 94 \ pickups from it (0.0% of total data)</w:t>
       </w:r>
     </w:p>
     <w:p>
@@ -733,7 +733,7 @@
     </w:p>
     <w:p>
       <w:r>
-        <w:t>This lot has 4              pickups from it (0.0% of total data)</w:t>
+        <w:t>This lot has 4 \ pickups from it (0.0% of total data)</w:t>
       </w:r>
     </w:p>
     <w:p>
@@ -791,7 +791,7 @@
     </w:p>
     <w:p>
       <w:r>
-        <w:t>This lot has 42              pickups from it (0.0% of total data)</w:t>
+        <w:t>This lot has 42 \ pickups from it (0.0% of total data)</w:t>
       </w:r>
     </w:p>
     <w:p>

--- a/Pickup_Accuracy_Report_by_LOT.docx
+++ b/Pickup_Accuracy_Report_by_LOT.docx
@@ -37,7 +37,7 @@
     </w:p>
     <w:p>
       <w:r>
-        <w:t>This lot has 1,489,343 \ pickups from it (38.4% of total data)</w:t>
+        <w:t>This lot has 1,489,343 pickups from it (38.4% of total data)</w:t>
       </w:r>
     </w:p>
     <w:p>
@@ -95,7 +95,7 @@
     </w:p>
     <w:p>
       <w:r>
-        <w:t>This lot has 2,390,010 \ pickups from it (61.6% of total data)</w:t>
+        <w:t>This lot has 2,390,010 pickups from it (61.6% of total data)</w:t>
       </w:r>
     </w:p>
     <w:p>
@@ -153,7 +153,7 @@
     </w:p>
     <w:p>
       <w:r>
-        <w:t>This lot has 45 \ pickups from it (0.0% of total data)</w:t>
+        <w:t>This lot has 45 pickups from it (0.0% of total data)</w:t>
       </w:r>
     </w:p>
     <w:p>
@@ -211,7 +211,7 @@
     </w:p>
     <w:p>
       <w:r>
-        <w:t>This lot has 264 \ pickups from it (0.0% of total data)</w:t>
+        <w:t>This lot has 264 pickups from it (0.0% of total data)</w:t>
       </w:r>
     </w:p>
     <w:p>
@@ -269,7 +269,7 @@
     </w:p>
     <w:p>
       <w:r>
-        <w:t>This lot has 43 \ pickups from it (0.0% of total data)</w:t>
+        <w:t>This lot has 43 pickups from it (0.0% of total data)</w:t>
       </w:r>
     </w:p>
     <w:p>
@@ -327,7 +327,7 @@
     </w:p>
     <w:p>
       <w:r>
-        <w:t>This lot has 189 \ pickups from it (0.0% of total data)</w:t>
+        <w:t>This lot has 189 pickups from it (0.0% of total data)</w:t>
       </w:r>
     </w:p>
     <w:p>
@@ -385,7 +385,7 @@
     </w:p>
     <w:p>
       <w:r>
-        <w:t>This lot has 905 \ pickups from it (0.0% of total data)</w:t>
+        <w:t>This lot has 905 pickups from it (0.0% of total data)</w:t>
       </w:r>
     </w:p>
     <w:p>
@@ -443,7 +443,7 @@
     </w:p>
     <w:p>
       <w:r>
-        <w:t>This lot has 455 \ pickups from it (0.0% of total data)</w:t>
+        <w:t>This lot has 455 pickups from it (0.0% of total data)</w:t>
       </w:r>
     </w:p>
     <w:p>
@@ -501,7 +501,7 @@
     </w:p>
     <w:p>
       <w:r>
-        <w:t>This lot has 9 \ pickups from it (0.0% of total data)</w:t>
+        <w:t>This lot has 9 pickups from it (0.0% of total data)</w:t>
       </w:r>
     </w:p>
     <w:p>
@@ -559,7 +559,7 @@
     </w:p>
     <w:p>
       <w:r>
-        <w:t>This lot has 5 \ pickups from it (0.0% of total data)</w:t>
+        <w:t>This lot has 5 pickups from it (0.0% of total data)</w:t>
       </w:r>
     </w:p>
     <w:p>
@@ -617,7 +617,7 @@
     </w:p>
     <w:p>
       <w:r>
-        <w:t>This lot has 397 \ pickups from it (0.0% of total data)</w:t>
+        <w:t>This lot has 397 pickups from it (0.0% of total data)</w:t>
       </w:r>
     </w:p>
     <w:p>
@@ -675,7 +675,7 @@
     </w:p>
     <w:p>
       <w:r>
-        <w:t>This lot has 94 \ pickups from it (0.0% of total data)</w:t>
+        <w:t>This lot has 94 pickups from it (0.0% of total data)</w:t>
       </w:r>
     </w:p>
     <w:p>
@@ -733,7 +733,7 @@
     </w:p>
     <w:p>
       <w:r>
-        <w:t>This lot has 4 \ pickups from it (0.0% of total data)</w:t>
+        <w:t>This lot has 4 pickups from it (0.0% of total data)</w:t>
       </w:r>
     </w:p>
     <w:p>
@@ -791,7 +791,7 @@
     </w:p>
     <w:p>
       <w:r>
-        <w:t>This lot has 42 \ pickups from it (0.0% of total data)</w:t>
+        <w:t>This lot has 42 pickups from it (0.0% of total data)</w:t>
       </w:r>
     </w:p>
     <w:p>

--- a/Pickup_Accuracy_Report_by_LOT.docx
+++ b/Pickup_Accuracy_Report_by_LOT.docx
@@ -19,6 +19,9 @@
       </w:r>
     </w:p>
     <w:p>
+      <w:pPr>
+        <w:jc w:val="both"/>
+      </w:pPr>
       <w:r>
         <w:br/>
         <w:t>The results shows the extrapolated (predicted) value on to of the real value in Blue and Green, and the error rate of each        sample in Red in another coordinates set. Each LOTs results are shown in a separate sub-section of this document</w:t>

--- a/Pickup_Accuracy_Report_by_LOT.docx
+++ b/Pickup_Accuracy_Report_by_LOT.docx
@@ -24,7 +24,7 @@
       </w:pPr>
       <w:r>
         <w:br/>
-        <w:t>The results shows the extrapolated (predicted) value on to of the real value in Blue and Green, and the error rate of each        sample in Red in another coordinates set. Each LOTs results are shown in a separate sub-section of this document</w:t>
+        <w:t>The results show the extrapolated (predicted) value and the real value in Blue and Green, and the error rate of each        sample in Red in other coordinates set. Each LOTs results are shown in a separate sub-section of this document</w:t>
       </w:r>
     </w:p>
     <w:p>

--- a/Pickup_Accuracy_Report_by_LOT.docx
+++ b/Pickup_Accuracy_Report_by_LOT.docx
@@ -15,7 +15,7 @@
         <w:jc w:val="both"/>
       </w:pPr>
       <w:r>
-        <w:t>This document contains the results of applying the moving window extrapolation method for the prediction         of pickups for future dates for each lot separately. This method was used because the data cannot be used for pickups prediction, it already            assumes that a chassis loan was performed. The future pickups prediction problem answers a different question entirely - whether there                will be a pickup or not. This method used a comb of last values of sums of pickups from a lot, and extrapolates using an automatic                    algorithm that optimizes the least error extrapolation model (linear, quadratic or cubic).</w:t>
+        <w:t>This document contains the results of applying the moving window extrapolation method for the prediction         of pickups for future dates for each lot separately. This method was used because the data cannot be used for pickups prediction it already            assumes that a chassis loan was performed. The future pickups prediction problem answers a different question entirely - whether there                will be a pickup or not. This method used a comb of last values of sums of pickups from a lot and extrapolates using an automatic                    algorithm that optimizes the least error extrapolation model (linear, quadratic or cubic).</w:t>
       </w:r>
     </w:p>
     <w:p>
